--- a/hin/docx/63.content.docx
+++ b/hin/docx/63.content.docx
@@ -535,18 +535,12 @@
           <w:lang w:val="hi_IN" w:bidi="hi_IN"/>
         </w:rPr>
       </w:r>
-      <w:hyperlink r:id="rId13">
-        <w:r>
-          <w:rPr>
-            <w:lang w:val="hi_IN" w:bidi="hi_IN"/>
-          </w:rPr>
-          <w:rPr>
-            <w:color w:val="0000EE"/>
-            <w:u w:val="single"/>
-          </w:rPr>
-          <w:t>1:8</w:t>
-        </w:r>
-      </w:hyperlink>
+      <w:r>
+        <w:rPr>
+          <w:lang w:val="hi_IN" w:bidi="hi_IN"/>
+        </w:rPr>
+        <w:t>1:8</w:t>
+      </w:r>
       <w:r>
         <w:rPr>
           <w:lang w:val="hi_IN" w:bidi="hi_IN"/>
@@ -561,18 +555,12 @@
           <w:lang w:val="hi_IN" w:bidi="hi_IN"/>
         </w:rPr>
       </w:r>
-      <w:hyperlink r:id="rId14">
-        <w:r>
-          <w:rPr>
-            <w:lang w:val="hi_IN" w:bidi="hi_IN"/>
-          </w:rPr>
-          <w:rPr>
-            <w:color w:val="0000EE"/>
-            <w:u w:val="single"/>
-          </w:rPr>
-          <w:t>1:12</w:t>
-        </w:r>
-      </w:hyperlink>
+      <w:r>
+        <w:rPr>
+          <w:lang w:val="hi_IN" w:bidi="hi_IN"/>
+        </w:rPr>
+        <w:t>1:12</w:t>
+      </w:r>
       <w:r>
         <w:rPr>
           <w:lang w:val="hi_IN" w:bidi="hi_IN"/>
@@ -2598,18 +2586,12 @@
         </w:rPr>
         <w:t xml:space="preserve"> शब्द का </w:t>
       </w:r>
-      <w:hyperlink r:id="rId15">
-        <w:r>
-          <w:rPr>
-            <w:lang w:val="hi_IN" w:bidi="hi_IN"/>
-          </w:rPr>
-          <w:rPr>
-            <w:color w:val="0000EE"/>
-            <w:u w:val="single"/>
-          </w:rPr>
-          <w:t>1:1</w:t>
-        </w:r>
-      </w:hyperlink>
+      <w:r>
+        <w:rPr>
+          <w:lang w:val="hi_IN" w:bidi="hi_IN"/>
+        </w:rPr>
+        <w:t>1:1</w:t>
+      </w:r>
       <w:r>
         <w:rPr>
           <w:lang w:val="hi_IN" w:bidi="hi_IN"/>
@@ -3571,18 +3553,12 @@
         </w:rPr>
         <w:t xml:space="preserve"> के रूप में संबोधित करते हैं। देखें कि आपने </w:t>
       </w:r>
-      <w:hyperlink r:id="rId15">
-        <w:r>
-          <w:rPr>
-            <w:lang w:val="hi_IN" w:bidi="hi_IN"/>
-          </w:rPr>
-          <w:rPr>
-            <w:color w:val="0000EE"/>
-            <w:u w:val="single"/>
-          </w:rPr>
-          <w:t>1:1</w:t>
-        </w:r>
-      </w:hyperlink>
+      <w:r>
+        <w:rPr>
+          <w:lang w:val="hi_IN" w:bidi="hi_IN"/>
+        </w:rPr>
+        <w:t>1:1</w:t>
+      </w:r>
       <w:r>
         <w:rPr>
           <w:lang w:val="hi_IN" w:bidi="hi_IN"/>
@@ -4040,18 +4016,12 @@
         </w:rPr>
         <w:t xml:space="preserve">शब्द बहुवचन है, क्योंकि यूहन्ना बिना किसी अलंकार के विश्वासियों की एक मण्डली को संबोधित कर रहे हैं। यह पत्र के शेष भाग में भी ऐसा ही है, सिवाय अंत के </w:t>
       </w:r>
-      <w:hyperlink r:id="rId16">
-        <w:r>
-          <w:rPr>
-            <w:lang w:val="hi_IN" w:bidi="hi_IN"/>
-          </w:rPr>
-          <w:rPr>
-            <w:color w:val="0000EE"/>
-            <w:u w:val="single"/>
-          </w:rPr>
-          <w:t>1:13</w:t>
-        </w:r>
-      </w:hyperlink>
+      <w:r>
+        <w:rPr>
+          <w:lang w:val="hi_IN" w:bidi="hi_IN"/>
+        </w:rPr>
+        <w:t>1:13</w:t>
+      </w:r>
       <w:r>
         <w:rPr>
           <w:lang w:val="hi_IN" w:bidi="hi_IN"/>
@@ -6325,18 +6295,12 @@
         </w:rPr>
         <w:t xml:space="preserve">शब्द का अर्थ है "कोई भी शिक्षक या प्रचारक।" यूहन्ना नहीं चाहते कि विश्वासी किसी ऐसे शिक्षक का स्वागत करें जो वह नहीं सिखाते जो यीशु ने सिखाया, और विशेष रूप से यह कि यीशु एक मनुष्य के रूप में आए (देखें: </w:t>
       </w:r>
-      <w:hyperlink r:id="rId17">
-        <w:r>
-          <w:rPr>
-            <w:lang w:val="hi_IN" w:bidi="hi_IN"/>
-          </w:rPr>
-          <w:rPr>
-            <w:color w:val="0000EE"/>
-            <w:u w:val="single"/>
-          </w:rPr>
-          <w:t>1:7</w:t>
-        </w:r>
-      </w:hyperlink>
+      <w:r>
+        <w:rPr>
+          <w:lang w:val="hi_IN" w:bidi="hi_IN"/>
+        </w:rPr>
+        <w:t>1:7</w:t>
+      </w:r>
       <w:r>
         <w:rPr>
           <w:lang w:val="hi_IN" w:bidi="hi_IN"/>
@@ -6578,18 +6542,12 @@
         </w:rPr>
         <w:t xml:space="preserve"> उस शिक्षा का उल्लेख करता है जो </w:t>
       </w:r>
-      <w:hyperlink r:id="rId17">
-        <w:r>
-          <w:rPr>
-            <w:lang w:val="hi_IN" w:bidi="hi_IN"/>
-          </w:rPr>
-          <w:rPr>
-            <w:color w:val="0000EE"/>
-            <w:u w:val="single"/>
-          </w:rPr>
-          <w:t>1:7</w:t>
-        </w:r>
-      </w:hyperlink>
+      <w:r>
+        <w:rPr>
+          <w:lang w:val="hi_IN" w:bidi="hi_IN"/>
+        </w:rPr>
+        <w:t>1:7</w:t>
+      </w:r>
       <w:r>
         <w:rPr>
           <w:lang w:val="hi_IN" w:bidi="hi_IN"/>

--- a/hin/docx/63.content.docx
+++ b/hin/docx/63.content.docx
@@ -1460,6 +1460,146 @@
         <w:rPr>
           <w:lang w:val="hi_IN" w:bidi="hi_IN"/>
         </w:rPr>
+        <w:t>2 यूहन्ना 1:1 (#1)</w:t>
+      </w:r>
+      <w:r>
+        <w:rPr>
+          <w:lang w:val="hi_IN" w:bidi="hi_IN"/>
+        </w:rPr>
+      </w:r>
+    </w:p>
+    <w:p>
+      <w:pPr/>
+      <w:r>
+        <w:rPr>
+          <w:lang w:val="hi_IN" w:bidi="hi_IN"/>
+        </w:rPr>
+      </w:r>
+      <w:r>
+        <w:rPr>
+          <w:b/>
+          <w:lang w:val="hi_IN" w:bidi="hi_IN"/>
+        </w:rPr>
+        <w:t>""</w:t>
+      </w:r>
+    </w:p>
+    <w:p>
+      <w:pPr/>
+      <w:r>
+        <w:rPr>
+          <w:lang w:val="hi_IN" w:bidi="hi_IN"/>
+        </w:rPr>
+      </w:r>
+      <w:r>
+        <w:rPr>
+          <w:lang w:val="hi_IN" w:bidi="hi_IN"/>
+        </w:rPr>
+        <w:t>General Information:\n\n""परम्परा इस पत्र के लेखक की पहचान प्रेरित यूहन्ना के रूप में करती है। यद्यपि सम्भवतः यह एक व्यक्तिगत् महिला को सम्बोधित किया गयाहै, क्योंकि वह लिखता है कि उन्हें ""एक दूसरे से प्रेम करना चाहिए"", यह शायद एक कलीसिया के लिए है। इस पत्र में पाए जाने वाले ""तुम"" और ""तेरे"" के सभी सन्दर्भ बहुवचन हैं जब तक कि उन पर अन्यथा ध्यान न दिया जाए। इस पत्र में, यूहन्ना ने स्वयं और उसके पाठकों को ""हम"" और ""हमारे"" शब्द का उपयोग करके सम्मिलित किया है।</w:t>
+      </w:r>
+    </w:p>
+    <w:p>
+      <w:pPr/>
+      <w:r>
+        <w:rPr>
+          <w:lang w:val="hi_IN" w:bidi="hi_IN"/>
+        </w:rPr>
+      </w:r>
+      <w:r>
+        <w:rPr>
+          <w:lang w:val="hi_IN" w:bidi="hi_IN"/>
+        </w:rPr>
+        <w:t xml:space="preserve">देखें: </w:t>
+      </w:r>
+      <w:r>
+        <w:rPr>
+          <w:lang w:val="hi_IN" w:bidi="hi_IN"/>
+        </w:rPr>
+        <w:t>'आप' के रूप</w:t>
+      </w:r>
+      <w:r>
+        <w:rPr>
+          <w:lang w:val="hi_IN" w:bidi="hi_IN"/>
+        </w:rPr>
+      </w:r>
+      <w:r>
+        <w:rPr>
+          <w:lang w:val="hi_IN" w:bidi="hi_IN"/>
+        </w:rPr>
+      </w:r>
+    </w:p>
+    <w:p>
+      <w:pPr/>
+      <w:r>
+        <w:rPr>
+          <w:lang w:val="hi_IN" w:bidi="hi_IN"/>
+        </w:rPr>
+      </w:r>
+    </w:p>
+    <w:p>
+      <w:pPr>
+        <w:pStyle w:val="Heading2"/>
+      </w:pPr>
+      <w:r>
+        <w:rPr>
+          <w:lang w:val="hi_IN" w:bidi="hi_IN"/>
+        </w:rPr>
+        <w:t>2 यूहन्ना 1:1 (#3)</w:t>
+      </w:r>
+      <w:r>
+        <w:rPr>
+          <w:lang w:val="hi_IN" w:bidi="hi_IN"/>
+        </w:rPr>
+      </w:r>
+    </w:p>
+    <w:p>
+      <w:pPr/>
+      <w:r>
+        <w:rPr>
+          <w:lang w:val="hi_IN" w:bidi="hi_IN"/>
+        </w:rPr>
+      </w:r>
+      <w:r>
+        <w:rPr>
+          <w:b/>
+          <w:lang w:val="hi_IN" w:bidi="hi_IN"/>
+        </w:rPr>
+        <w:t>"मुझ प्राचीन"</w:t>
+      </w:r>
+    </w:p>
+    <w:p>
+      <w:pPr/>
+      <w:r>
+        <w:rPr>
+          <w:lang w:val="hi_IN" w:bidi="hi_IN"/>
+        </w:rPr>
+      </w:r>
+      <w:r>
+        <w:rPr>
+          <w:lang w:val="hi_IN" w:bidi="hi_IN"/>
+        </w:rPr>
+      </w:r>
+      <w:r>
+        <w:rPr>
+          <w:lang w:val="hi_IN" w:bidi="hi_IN"/>
+        </w:rPr>
+      </w:r>
+    </w:p>
+    <w:p>
+      <w:pPr/>
+      <w:r>
+        <w:rPr>
+          <w:lang w:val="hi_IN" w:bidi="hi_IN"/>
+        </w:rPr>
+      </w:r>
+    </w:p>
+    <w:p>
+      <w:pPr>
+        <w:pStyle w:val="Heading2"/>
+      </w:pPr>
+      <w:r>
+        <w:rPr>
+          <w:lang w:val="hi_IN" w:bidi="hi_IN"/>
+        </w:rPr>
         <w:t>2 यूहन्ना 1:2 (#1)</w:t>
       </w:r>
       <w:r>
@@ -3802,6 +3942,69 @@
         <w:rPr>
           <w:lang w:val="hi_IN" w:bidi="hi_IN"/>
         </w:rPr>
+        <w:t>2 यूहन्ना 1:5 (#4)</w:t>
+      </w:r>
+      <w:r>
+        <w:rPr>
+          <w:lang w:val="hi_IN" w:bidi="hi_IN"/>
+        </w:rPr>
+      </w:r>
+    </w:p>
+    <w:p>
+      <w:pPr/>
+      <w:r>
+        <w:rPr>
+          <w:lang w:val="hi_IN" w:bidi="hi_IN"/>
+        </w:rPr>
+      </w:r>
+      <w:r>
+        <w:rPr>
+          <w:b/>
+          <w:lang w:val="hi_IN" w:bidi="hi_IN"/>
+        </w:rPr>
+        <w:t>"कि"</w:t>
+      </w:r>
+    </w:p>
+    <w:p>
+      <w:pPr/>
+      <w:r>
+        <w:rPr>
+          <w:lang w:val="hi_IN" w:bidi="hi_IN"/>
+        </w:rPr>
+      </w:r>
+      <w:r>
+        <w:rPr>
+          <w:lang w:val="hi_IN" w:bidi="hi_IN"/>
+        </w:rPr>
+        <w:t>"यह एक नए वाक्य के रूप में अनुवाद किया जा सकता है। वैकल्पिक अनुवाद: ""आरम्भ। उसने आज्ञा दी थी कि हमें एक दूसरे से प्रेम करना चाहिए।"""</w:t>
+      </w:r>
+      <w:r>
+        <w:rPr>
+          <w:lang w:val="hi_IN" w:bidi="hi_IN"/>
+        </w:rPr>
+      </w:r>
+      <w:r>
+        <w:rPr>
+          <w:lang w:val="hi_IN" w:bidi="hi_IN"/>
+        </w:rPr>
+      </w:r>
+    </w:p>
+    <w:p>
+      <w:pPr/>
+      <w:r>
+        <w:rPr>
+          <w:lang w:val="hi_IN" w:bidi="hi_IN"/>
+        </w:rPr>
+      </w:r>
+    </w:p>
+    <w:p>
+      <w:pPr>
+        <w:pStyle w:val="Heading2"/>
+      </w:pPr>
+      <w:r>
+        <w:rPr>
+          <w:lang w:val="hi_IN" w:bidi="hi_IN"/>
+        </w:rPr>
         <w:t>2 यूहन्ना 1:6 (#1)</w:t>
       </w:r>
       <w:r>
@@ -4608,6 +4811,221 @@
         <w:rPr>
           <w:lang w:val="hi_IN" w:bidi="hi_IN"/>
         </w:rPr>
+        <w:t>2 यूहन्ना 1:7 (#1)</w:t>
+      </w:r>
+      <w:r>
+        <w:rPr>
+          <w:lang w:val="hi_IN" w:bidi="hi_IN"/>
+        </w:rPr>
+      </w:r>
+    </w:p>
+    <w:p>
+      <w:pPr/>
+      <w:r>
+        <w:rPr>
+          <w:lang w:val="hi_IN" w:bidi="hi_IN"/>
+        </w:rPr>
+      </w:r>
+      <w:r>
+        <w:rPr>
+          <w:b/>
+          <w:lang w:val="hi_IN" w:bidi="hi_IN"/>
+        </w:rPr>
+        <w:t>""</w:t>
+      </w:r>
+    </w:p>
+    <w:p>
+      <w:pPr/>
+      <w:r>
+        <w:rPr>
+          <w:lang w:val="hi_IN" w:bidi="hi_IN"/>
+        </w:rPr>
+      </w:r>
+      <w:r>
+        <w:rPr>
+          <w:lang w:val="hi_IN" w:bidi="hi_IN"/>
+        </w:rPr>
+        <w:t>Connecting Statement:\n\nयूहन्ना उन्हें भरमानेवालों की सावधान रहने की चेतावनी देता है, उन्हें मसीह की शिक्षा में बने रहने की याद दिलाता है, और उन्हें उन लोगों से दूर रहने की चेतावनी देता है जो मसीह के शिक्षा में बने नहीं रहते हैं।</w:t>
+      </w:r>
+      <w:r>
+        <w:rPr>
+          <w:lang w:val="hi_IN" w:bidi="hi_IN"/>
+        </w:rPr>
+      </w:r>
+      <w:r>
+        <w:rPr>
+          <w:lang w:val="hi_IN" w:bidi="hi_IN"/>
+        </w:rPr>
+      </w:r>
+    </w:p>
+    <w:p>
+      <w:pPr/>
+      <w:r>
+        <w:rPr>
+          <w:lang w:val="hi_IN" w:bidi="hi_IN"/>
+        </w:rPr>
+      </w:r>
+    </w:p>
+    <w:p>
+      <w:pPr>
+        <w:pStyle w:val="Heading2"/>
+      </w:pPr>
+      <w:r>
+        <w:rPr>
+          <w:lang w:val="hi_IN" w:bidi="hi_IN"/>
+        </w:rPr>
+        <w:t>2 यूहन्ना 1:7 (#3)</w:t>
+      </w:r>
+      <w:r>
+        <w:rPr>
+          <w:lang w:val="hi_IN" w:bidi="hi_IN"/>
+        </w:rPr>
+      </w:r>
+    </w:p>
+    <w:p>
+      <w:pPr/>
+      <w:r>
+        <w:rPr>
+          <w:lang w:val="hi_IN" w:bidi="hi_IN"/>
+        </w:rPr>
+      </w:r>
+      <w:r>
+        <w:rPr>
+          <w:b/>
+          <w:lang w:val="hi_IN" w:bidi="hi_IN"/>
+        </w:rPr>
+        <w:t>"बहुत भरमानेवाले"</w:t>
+      </w:r>
+    </w:p>
+    <w:p>
+      <w:pPr/>
+      <w:r>
+        <w:rPr>
+          <w:lang w:val="hi_IN" w:bidi="hi_IN"/>
+        </w:rPr>
+      </w:r>
+      <w:r>
+        <w:rPr>
+          <w:lang w:val="hi_IN" w:bidi="hi_IN"/>
+        </w:rPr>
+        <w:t>"कई झूठे शिक्षकों या ""कई ढोंगी"""</w:t>
+      </w:r>
+      <w:r>
+        <w:rPr>
+          <w:lang w:val="hi_IN" w:bidi="hi_IN"/>
+        </w:rPr>
+      </w:r>
+      <w:r>
+        <w:rPr>
+          <w:lang w:val="hi_IN" w:bidi="hi_IN"/>
+        </w:rPr>
+      </w:r>
+    </w:p>
+    <w:p>
+      <w:pPr/>
+      <w:r>
+        <w:rPr>
+          <w:lang w:val="hi_IN" w:bidi="hi_IN"/>
+        </w:rPr>
+      </w:r>
+    </w:p>
+    <w:p>
+      <w:pPr>
+        <w:pStyle w:val="Heading2"/>
+      </w:pPr>
+      <w:r>
+        <w:rPr>
+          <w:lang w:val="hi_IN" w:bidi="hi_IN"/>
+        </w:rPr>
+        <w:t>2 यूहन्ना 1:7 (#5)</w:t>
+      </w:r>
+      <w:r>
+        <w:rPr>
+          <w:lang w:val="hi_IN" w:bidi="hi_IN"/>
+        </w:rPr>
+      </w:r>
+    </w:p>
+    <w:p>
+      <w:pPr/>
+      <w:r>
+        <w:rPr>
+          <w:lang w:val="hi_IN" w:bidi="hi_IN"/>
+        </w:rPr>
+      </w:r>
+      <w:r>
+        <w:rPr>
+          <w:b/>
+          <w:lang w:val="hi_IN" w:bidi="hi_IN"/>
+        </w:rPr>
+        <w:t>"जो यह"</w:t>
+      </w:r>
+      <w:r>
+        <w:rPr>
+          <w:lang w:val="hi_IN" w:bidi="hi_IN"/>
+        </w:rPr>
+        <w:t xml:space="preserve"> - </w:t>
+      </w:r>
+      <w:r>
+        <w:rPr>
+          <w:b/>
+          <w:lang w:val="hi_IN" w:bidi="hi_IN"/>
+        </w:rPr>
+        <w:t>"होकर"</w:t>
+      </w:r>
+      <w:r>
+        <w:rPr>
+          <w:lang w:val="hi_IN" w:bidi="hi_IN"/>
+        </w:rPr>
+        <w:t xml:space="preserve"> - </w:t>
+      </w:r>
+      <w:r>
+        <w:rPr>
+          <w:b/>
+          <w:lang w:val="hi_IN" w:bidi="hi_IN"/>
+        </w:rPr>
+        <w:t>"भरमानेवाला और मसीह का विरोधी यही है"</w:t>
+      </w:r>
+    </w:p>
+    <w:p>
+      <w:pPr/>
+      <w:r>
+        <w:rPr>
+          <w:lang w:val="hi_IN" w:bidi="hi_IN"/>
+        </w:rPr>
+      </w:r>
+      <w:r>
+        <w:rPr>
+          <w:lang w:val="hi_IN" w:bidi="hi_IN"/>
+        </w:rPr>
+        <w:t>ये वे हैं जो दूसरों को भरमा देते हैं और स्वयं मसीह का विरोध करते हैं</w:t>
+      </w:r>
+      <w:r>
+        <w:rPr>
+          <w:lang w:val="hi_IN" w:bidi="hi_IN"/>
+        </w:rPr>
+      </w:r>
+      <w:r>
+        <w:rPr>
+          <w:lang w:val="hi_IN" w:bidi="hi_IN"/>
+        </w:rPr>
+      </w:r>
+    </w:p>
+    <w:p>
+      <w:pPr/>
+      <w:r>
+        <w:rPr>
+          <w:lang w:val="hi_IN" w:bidi="hi_IN"/>
+        </w:rPr>
+      </w:r>
+    </w:p>
+    <w:p>
+      <w:pPr>
+        <w:pStyle w:val="Heading2"/>
+      </w:pPr>
+      <w:r>
+        <w:rPr>
+          <w:lang w:val="hi_IN" w:bidi="hi_IN"/>
+        </w:rPr>
         <w:t>2 यूहन्ना 1:8 (#1)</w:t>
       </w:r>
       <w:r>
@@ -5337,6 +5755,145 @@
         <w:rPr>
           <w:lang w:val="hi_IN" w:bidi="hi_IN"/>
         </w:rPr>
+        <w:t>2 यूहन्ना 1:8 (#2)</w:t>
+      </w:r>
+      <w:r>
+        <w:rPr>
+          <w:lang w:val="hi_IN" w:bidi="hi_IN"/>
+        </w:rPr>
+      </w:r>
+    </w:p>
+    <w:p>
+      <w:pPr/>
+      <w:r>
+        <w:rPr>
+          <w:lang w:val="hi_IN" w:bidi="hi_IN"/>
+        </w:rPr>
+      </w:r>
+      <w:r>
+        <w:rPr>
+          <w:b/>
+          <w:lang w:val="hi_IN" w:bidi="hi_IN"/>
+        </w:rPr>
+        <w:t>"परिश्रम किया है"</w:t>
+      </w:r>
+      <w:r>
+        <w:rPr>
+          <w:lang w:val="hi_IN" w:bidi="hi_IN"/>
+        </w:rPr>
+        <w:t xml:space="preserve"> - </w:t>
+      </w:r>
+      <w:r>
+        <w:rPr>
+          <w:b/>
+          <w:lang w:val="hi_IN" w:bidi="hi_IN"/>
+        </w:rPr>
+        <w:t>"खोना"</w:t>
+      </w:r>
+    </w:p>
+    <w:p>
+      <w:pPr/>
+      <w:r>
+        <w:rPr>
+          <w:lang w:val="hi_IN" w:bidi="hi_IN"/>
+        </w:rPr>
+      </w:r>
+      <w:r>
+        <w:rPr>
+          <w:lang w:val="hi_IN" w:bidi="hi_IN"/>
+        </w:rPr>
+        <w:t>स्वर्ग में मिलने वाले अपने भविष्य के प्रतिफल को गवाँ देना</w:t>
+      </w:r>
+      <w:r>
+        <w:rPr>
+          <w:lang w:val="hi_IN" w:bidi="hi_IN"/>
+        </w:rPr>
+      </w:r>
+      <w:r>
+        <w:rPr>
+          <w:lang w:val="hi_IN" w:bidi="hi_IN"/>
+        </w:rPr>
+      </w:r>
+    </w:p>
+    <w:p>
+      <w:pPr/>
+      <w:r>
+        <w:rPr>
+          <w:lang w:val="hi_IN" w:bidi="hi_IN"/>
+        </w:rPr>
+      </w:r>
+    </w:p>
+    <w:p>
+      <w:pPr>
+        <w:pStyle w:val="Heading2"/>
+      </w:pPr>
+      <w:r>
+        <w:rPr>
+          <w:lang w:val="hi_IN" w:bidi="hi_IN"/>
+        </w:rPr>
+        <w:t>2 यूहन्ना 1:8 (#3)</w:t>
+      </w:r>
+      <w:r>
+        <w:rPr>
+          <w:lang w:val="hi_IN" w:bidi="hi_IN"/>
+        </w:rPr>
+      </w:r>
+    </w:p>
+    <w:p>
+      <w:pPr/>
+      <w:r>
+        <w:rPr>
+          <w:lang w:val="hi_IN" w:bidi="hi_IN"/>
+        </w:rPr>
+      </w:r>
+      <w:r>
+        <w:rPr>
+          <w:b/>
+          <w:lang w:val="hi_IN" w:bidi="hi_IN"/>
+        </w:rPr>
+        <w:t>"पूरा प्रतिफल"</w:t>
+      </w:r>
+    </w:p>
+    <w:p>
+      <w:pPr/>
+      <w:r>
+        <w:rPr>
+          <w:lang w:val="hi_IN" w:bidi="hi_IN"/>
+        </w:rPr>
+      </w:r>
+      <w:r>
+        <w:rPr>
+          <w:lang w:val="hi_IN" w:bidi="hi_IN"/>
+        </w:rPr>
+        <w:t>स्वर्ग में मिलने वाला पूरा प्रतिफल</w:t>
+      </w:r>
+      <w:r>
+        <w:rPr>
+          <w:lang w:val="hi_IN" w:bidi="hi_IN"/>
+        </w:rPr>
+      </w:r>
+      <w:r>
+        <w:rPr>
+          <w:lang w:val="hi_IN" w:bidi="hi_IN"/>
+        </w:rPr>
+      </w:r>
+    </w:p>
+    <w:p>
+      <w:pPr/>
+      <w:r>
+        <w:rPr>
+          <w:lang w:val="hi_IN" w:bidi="hi_IN"/>
+        </w:rPr>
+      </w:r>
+    </w:p>
+    <w:p>
+      <w:pPr>
+        <w:pStyle w:val="Heading2"/>
+      </w:pPr>
+      <w:r>
+        <w:rPr>
+          <w:lang w:val="hi_IN" w:bidi="hi_IN"/>
+        </w:rPr>
         <w:t>2 यूहन्ना 1:9 (#1)</w:t>
       </w:r>
       <w:r>
@@ -7834,6 +8391,69 @@
           <w:lang w:val="hi_IN" w:bidi="hi_IN"/>
         </w:rPr>
         <w:t xml:space="preserve">विशिष्ट और समावेशी 'हम' </w:t>
+      </w:r>
+      <w:r>
+        <w:rPr>
+          <w:lang w:val="hi_IN" w:bidi="hi_IN"/>
+        </w:rPr>
+      </w:r>
+      <w:r>
+        <w:rPr>
+          <w:lang w:val="hi_IN" w:bidi="hi_IN"/>
+        </w:rPr>
+      </w:r>
+    </w:p>
+    <w:p>
+      <w:pPr/>
+      <w:r>
+        <w:rPr>
+          <w:lang w:val="hi_IN" w:bidi="hi_IN"/>
+        </w:rPr>
+      </w:r>
+    </w:p>
+    <w:p>
+      <w:pPr>
+        <w:pStyle w:val="Heading2"/>
+      </w:pPr>
+      <w:r>
+        <w:rPr>
+          <w:lang w:val="hi_IN" w:bidi="hi_IN"/>
+        </w:rPr>
+        <w:t>2 यूहन्ना 1:12 (#2)</w:t>
+      </w:r>
+      <w:r>
+        <w:rPr>
+          <w:lang w:val="hi_IN" w:bidi="hi_IN"/>
+        </w:rPr>
+      </w:r>
+    </w:p>
+    <w:p>
+      <w:pPr/>
+      <w:r>
+        <w:rPr>
+          <w:lang w:val="hi_IN" w:bidi="hi_IN"/>
+        </w:rPr>
+      </w:r>
+      <w:r>
+        <w:rPr>
+          <w:b/>
+          <w:lang w:val="hi_IN" w:bidi="hi_IN"/>
+        </w:rPr>
+        <w:t>""</w:t>
+      </w:r>
+    </w:p>
+    <w:p>
+      <w:pPr/>
+      <w:r>
+        <w:rPr>
+          <w:lang w:val="hi_IN" w:bidi="hi_IN"/>
+        </w:rPr>
+      </w:r>
+      <w:r>
+        <w:rPr>
+          <w:lang w:val="hi_IN" w:bidi="hi_IN"/>
+        </w:rPr>
+        <w:t>Connecting Statement:\n\nयूहन्ना का पत्र उनसे मिलने की इच्छा और दूसरी कलीसियाओं की ओर से शुभकामनाओं को दिए जाने के साथ समाप्त होता है।</w:t>
       </w:r>
       <w:r>
         <w:rPr>
